--- a/zht/docx/189.content.docx
+++ b/zht/docx/189.content.docx
@@ -354,18 +354,12 @@
           <w:lang w:val="zh_TW" w:bidi="zh_TW"/>
         </w:rPr>
       </w:r>
-      <w:hyperlink r:id="rId13">
-        <w:r>
-          <w:rPr>
-            <w:lang w:val="zh_TW" w:bidi="zh_TW"/>
-          </w:rPr>
-          <w:rPr>
-            <w:color w:val="0000EE"/>
-            <w:u w:val="single"/>
-          </w:rPr>
-          <w:t>彼得後書1:16–18</w:t>
-        </w:r>
-      </w:hyperlink>
+      <w:r>
+        <w:rPr>
+          <w:lang w:val="zh_TW" w:bidi="zh_TW"/>
+        </w:rPr>
+        <w:t>彼得後書1:16–18</w:t>
+      </w:r>
     </w:p>
     <w:p>
       <w:pPr>
@@ -378,18 +372,12 @@
           <w:lang w:val="zh_TW" w:bidi="zh_TW"/>
         </w:rPr>
       </w:r>
-      <w:hyperlink r:id="rId14">
-        <w:r>
-          <w:rPr>
-            <w:lang w:val="zh_TW" w:bidi="zh_TW"/>
-          </w:rPr>
-          <w:rPr>
-            <w:color w:val="0000EE"/>
-            <w:u w:val="single"/>
-          </w:rPr>
-          <w:t>但以理書4:36</w:t>
-        </w:r>
-      </w:hyperlink>
+      <w:r>
+        <w:rPr>
+          <w:lang w:val="zh_TW" w:bidi="zh_TW"/>
+        </w:rPr>
+        <w:t>但以理書4:36</w:t>
+      </w:r>
     </w:p>
     <w:p>
       <w:pPr>
@@ -402,18 +390,12 @@
           <w:lang w:val="zh_TW" w:bidi="zh_TW"/>
         </w:rPr>
       </w:r>
-      <w:hyperlink r:id="rId15">
-        <w:r>
-          <w:rPr>
-            <w:lang w:val="zh_TW" w:bidi="zh_TW"/>
-          </w:rPr>
-          <w:rPr>
-            <w:color w:val="0000EE"/>
-            <w:u w:val="single"/>
-          </w:rPr>
-          <w:t>以賽亞書2:10</w:t>
-        </w:r>
-      </w:hyperlink>
+      <w:r>
+        <w:rPr>
+          <w:lang w:val="zh_TW" w:bidi="zh_TW"/>
+        </w:rPr>
+        <w:t>以賽亞書2:10</w:t>
+      </w:r>
     </w:p>
     <w:p>
       <w:pPr>
@@ -426,18 +408,12 @@
           <w:lang w:val="zh_TW" w:bidi="zh_TW"/>
         </w:rPr>
       </w:r>
-      <w:hyperlink r:id="rId16">
-        <w:r>
-          <w:rPr>
-            <w:lang w:val="zh_TW" w:bidi="zh_TW"/>
-          </w:rPr>
-          <w:rPr>
-            <w:color w:val="0000EE"/>
-            <w:u w:val="single"/>
-          </w:rPr>
-          <w:t>猶大書:25</w:t>
-        </w:r>
-      </w:hyperlink>
+      <w:r>
+        <w:rPr>
+          <w:lang w:val="zh_TW" w:bidi="zh_TW"/>
+        </w:rPr>
+        <w:t>猶大書:25</w:t>
+      </w:r>
     </w:p>
     <w:p>
       <w:pPr>
@@ -450,18 +426,12 @@
           <w:lang w:val="zh_TW" w:bidi="zh_TW"/>
         </w:rPr>
       </w:r>
-      <w:hyperlink r:id="rId17">
-        <w:r>
-          <w:rPr>
-            <w:lang w:val="zh_TW" w:bidi="zh_TW"/>
-          </w:rPr>
-          <w:rPr>
-            <w:color w:val="0000EE"/>
-            <w:u w:val="single"/>
-          </w:rPr>
-          <w:t>彌迦書5:4</w:t>
-        </w:r>
-      </w:hyperlink>
+      <w:r>
+        <w:rPr>
+          <w:lang w:val="zh_TW" w:bidi="zh_TW"/>
+        </w:rPr>
+        <w:t>彌迦書5:4</w:t>
+      </w:r>
     </w:p>
     <w:p>
       <w:pPr>
@@ -645,18 +615,12 @@
           <w:lang w:val="zh_TW" w:bidi="zh_TW"/>
         </w:rPr>
       </w:r>
-      <w:hyperlink r:id="rId18">
-        <w:r>
-          <w:rPr>
-            <w:lang w:val="zh_TW" w:bidi="zh_TW"/>
-          </w:rPr>
-          <w:rPr>
-            <w:color w:val="0000EE"/>
-            <w:u w:val="single"/>
-          </w:rPr>
-          <w:t>歷代志上20:1</w:t>
-        </w:r>
-      </w:hyperlink>
+      <w:r>
+        <w:rPr>
+          <w:lang w:val="zh_TW" w:bidi="zh_TW"/>
+        </w:rPr>
+        <w:t>歷代志上20:1</w:t>
+      </w:r>
     </w:p>
     <w:p>
       <w:pPr>
@@ -669,18 +633,12 @@
           <w:lang w:val="zh_TW" w:bidi="zh_TW"/>
         </w:rPr>
       </w:r>
-      <w:hyperlink r:id="rId19">
-        <w:r>
-          <w:rPr>
-            <w:lang w:val="zh_TW" w:bidi="zh_TW"/>
-          </w:rPr>
-          <w:rPr>
-            <w:color w:val="0000EE"/>
-            <w:u w:val="single"/>
-          </w:rPr>
-          <w:t>列王紀上20:1–3</w:t>
-        </w:r>
-      </w:hyperlink>
+      <w:r>
+        <w:rPr>
+          <w:lang w:val="zh_TW" w:bidi="zh_TW"/>
+        </w:rPr>
+        <w:t>列王紀上20:1–3</w:t>
+      </w:r>
     </w:p>
     <w:p>
       <w:pPr>
@@ -693,18 +651,12 @@
           <w:lang w:val="zh_TW" w:bidi="zh_TW"/>
         </w:rPr>
       </w:r>
-      <w:hyperlink r:id="rId20">
-        <w:r>
-          <w:rPr>
-            <w:lang w:val="zh_TW" w:bidi="zh_TW"/>
-          </w:rPr>
-          <w:rPr>
-            <w:color w:val="0000EE"/>
-            <w:u w:val="single"/>
-          </w:rPr>
-          <w:t>撒母耳記上11:1–2</w:t>
-        </w:r>
-      </w:hyperlink>
+      <w:r>
+        <w:rPr>
+          <w:lang w:val="zh_TW" w:bidi="zh_TW"/>
+        </w:rPr>
+        <w:t>撒母耳記上11:1–2</w:t>
+      </w:r>
     </w:p>
     <w:p>
       <w:pPr>
@@ -717,18 +669,12 @@
           <w:lang w:val="zh_TW" w:bidi="zh_TW"/>
         </w:rPr>
       </w:r>
-      <w:hyperlink r:id="rId21">
-        <w:r>
-          <w:rPr>
-            <w:lang w:val="zh_TW" w:bidi="zh_TW"/>
-          </w:rPr>
-          <w:rPr>
-            <w:color w:val="0000EE"/>
-            <w:u w:val="single"/>
-          </w:rPr>
-          <w:t>耶利米書33:4</w:t>
-        </w:r>
-      </w:hyperlink>
+      <w:r>
+        <w:rPr>
+          <w:lang w:val="zh_TW" w:bidi="zh_TW"/>
+        </w:rPr>
+        <w:t>耶利米書33:4</w:t>
+      </w:r>
     </w:p>
     <w:p>
       <w:pPr>
@@ -999,18 +945,12 @@
           <w:lang w:val="zh_TW" w:bidi="zh_TW"/>
         </w:rPr>
       </w:r>
-      <w:hyperlink r:id="rId22">
-        <w:r>
-          <w:rPr>
-            <w:lang w:val="zh_TW" w:bidi="zh_TW"/>
-          </w:rPr>
-          <w:rPr>
-            <w:color w:val="0000EE"/>
-            <w:u w:val="single"/>
-          </w:rPr>
-          <w:t>帖撒羅尼迦前書4:6</w:t>
-        </w:r>
-      </w:hyperlink>
+      <w:r>
+        <w:rPr>
+          <w:lang w:val="zh_TW" w:bidi="zh_TW"/>
+        </w:rPr>
+        <w:t>帖撒羅尼迦前書4:6</w:t>
+      </w:r>
     </w:p>
     <w:p>
       <w:pPr>
@@ -1023,18 +963,12 @@
           <w:lang w:val="zh_TW" w:bidi="zh_TW"/>
         </w:rPr>
       </w:r>
-      <w:hyperlink r:id="rId23">
-        <w:r>
-          <w:rPr>
-            <w:lang w:val="zh_TW" w:bidi="zh_TW"/>
-          </w:rPr>
-          <w:rPr>
-            <w:color w:val="0000EE"/>
-            <w:u w:val="single"/>
-          </w:rPr>
-          <w:t>但以理書9:24–25</w:t>
-        </w:r>
-      </w:hyperlink>
+      <w:r>
+        <w:rPr>
+          <w:lang w:val="zh_TW" w:bidi="zh_TW"/>
+        </w:rPr>
+        <w:t>但以理書9:24–25</w:t>
+      </w:r>
     </w:p>
     <w:p>
       <w:pPr>
@@ -1047,18 +981,12 @@
           <w:lang w:val="zh_TW" w:bidi="zh_TW"/>
         </w:rPr>
       </w:r>
-      <w:hyperlink r:id="rId24">
-        <w:r>
-          <w:rPr>
-            <w:lang w:val="zh_TW" w:bidi="zh_TW"/>
-          </w:rPr>
-          <w:rPr>
-            <w:color w:val="0000EE"/>
-            <w:u w:val="single"/>
-          </w:rPr>
-          <w:t>加拉太書3:19–20</w:t>
-        </w:r>
-      </w:hyperlink>
+      <w:r>
+        <w:rPr>
+          <w:lang w:val="zh_TW" w:bidi="zh_TW"/>
+        </w:rPr>
+        <w:t>加拉太書3:19–20</w:t>
+      </w:r>
     </w:p>
     <w:p>
       <w:pPr>
@@ -1071,18 +999,12 @@
           <w:lang w:val="zh_TW" w:bidi="zh_TW"/>
         </w:rPr>
       </w:r>
-      <w:hyperlink r:id="rId25">
-        <w:r>
-          <w:rPr>
-            <w:lang w:val="zh_TW" w:bidi="zh_TW"/>
-          </w:rPr>
-          <w:rPr>
-            <w:color w:val="0000EE"/>
-            <w:u w:val="single"/>
-          </w:rPr>
-          <w:t>加拉太書6:1–2</w:t>
-        </w:r>
-      </w:hyperlink>
+      <w:r>
+        <w:rPr>
+          <w:lang w:val="zh_TW" w:bidi="zh_TW"/>
+        </w:rPr>
+        <w:t>加拉太書6:1–2</w:t>
+      </w:r>
     </w:p>
     <w:p>
       <w:pPr>
@@ -1095,18 +1017,12 @@
           <w:lang w:val="zh_TW" w:bidi="zh_TW"/>
         </w:rPr>
       </w:r>
-      <w:hyperlink r:id="rId26">
-        <w:r>
-          <w:rPr>
-            <w:lang w:val="zh_TW" w:bidi="zh_TW"/>
-          </w:rPr>
-          <w:rPr>
-            <w:color w:val="0000EE"/>
-            <w:u w:val="single"/>
-          </w:rPr>
-          <w:t>民數記14:17–19</w:t>
-        </w:r>
-      </w:hyperlink>
+      <w:r>
+        <w:rPr>
+          <w:lang w:val="zh_TW" w:bidi="zh_TW"/>
+        </w:rPr>
+        <w:t>民數記14:17–19</w:t>
+      </w:r>
     </w:p>
     <w:p>
       <w:pPr>
@@ -1119,18 +1035,12 @@
           <w:lang w:val="zh_TW" w:bidi="zh_TW"/>
         </w:rPr>
       </w:r>
-      <w:hyperlink r:id="rId27">
-        <w:r>
-          <w:rPr>
-            <w:lang w:val="zh_TW" w:bidi="zh_TW"/>
-          </w:rPr>
-          <w:rPr>
-            <w:color w:val="0000EE"/>
-            <w:u w:val="single"/>
-          </w:rPr>
-          <w:t>詩篇32:1</w:t>
-        </w:r>
-      </w:hyperlink>
+      <w:r>
+        <w:rPr>
+          <w:lang w:val="zh_TW" w:bidi="zh_TW"/>
+        </w:rPr>
+        <w:t>詩篇32:1</w:t>
+      </w:r>
     </w:p>
     <w:p>
       <w:pPr>
@@ -1513,18 +1423,12 @@
           <w:lang w:val="zh_TW" w:bidi="zh_TW"/>
         </w:rPr>
       </w:r>
-      <w:hyperlink r:id="rId28">
-        <w:r>
-          <w:rPr>
-            <w:lang w:val="zh_TW" w:bidi="zh_TW"/>
-          </w:rPr>
-          <w:rPr>
-            <w:color w:val="0000EE"/>
-            <w:u w:val="single"/>
-          </w:rPr>
-          <w:t>使徒行傳7:22</w:t>
-        </w:r>
-      </w:hyperlink>
+      <w:r>
+        <w:rPr>
+          <w:lang w:val="zh_TW" w:bidi="zh_TW"/>
+        </w:rPr>
+        <w:t>使徒行傳7:22</w:t>
+      </w:r>
     </w:p>
     <w:p>
       <w:pPr>
@@ -1537,18 +1441,12 @@
           <w:lang w:val="zh_TW" w:bidi="zh_TW"/>
         </w:rPr>
       </w:r>
-      <w:hyperlink r:id="rId29">
-        <w:r>
-          <w:rPr>
-            <w:lang w:val="zh_TW" w:bidi="zh_TW"/>
-          </w:rPr>
-          <w:rPr>
-            <w:color w:val="0000EE"/>
-            <w:u w:val="single"/>
-          </w:rPr>
-          <w:t>創世記6:4</w:t>
-        </w:r>
-      </w:hyperlink>
+      <w:r>
+        <w:rPr>
+          <w:lang w:val="zh_TW" w:bidi="zh_TW"/>
+        </w:rPr>
+        <w:t>創世記6:4</w:t>
+      </w:r>
     </w:p>
     <w:p>
       <w:pPr>
@@ -1561,18 +1459,12 @@
           <w:lang w:val="zh_TW" w:bidi="zh_TW"/>
         </w:rPr>
       </w:r>
-      <w:hyperlink r:id="rId30">
-        <w:r>
-          <w:rPr>
-            <w:lang w:val="zh_TW" w:bidi="zh_TW"/>
-          </w:rPr>
-          <w:rPr>
-            <w:color w:val="0000EE"/>
-            <w:u w:val="single"/>
-          </w:rPr>
-          <w:t>馬可福音9:38–39</w:t>
-        </w:r>
-      </w:hyperlink>
+      <w:r>
+        <w:rPr>
+          <w:lang w:val="zh_TW" w:bidi="zh_TW"/>
+        </w:rPr>
+        <w:t>馬可福音9:38–39</w:t>
+      </w:r>
     </w:p>
     <w:p>
       <w:pPr>
@@ -1585,18 +1477,12 @@
           <w:lang w:val="zh_TW" w:bidi="zh_TW"/>
         </w:rPr>
       </w:r>
-      <w:hyperlink r:id="rId31">
-        <w:r>
-          <w:rPr>
-            <w:lang w:val="zh_TW" w:bidi="zh_TW"/>
-          </w:rPr>
-          <w:rPr>
-            <w:color w:val="0000EE"/>
-            <w:u w:val="single"/>
-          </w:rPr>
-          <w:t>馬太福音11:23</w:t>
-        </w:r>
-      </w:hyperlink>
+      <w:r>
+        <w:rPr>
+          <w:lang w:val="zh_TW" w:bidi="zh_TW"/>
+        </w:rPr>
+        <w:t>馬太福音11:23</w:t>
+      </w:r>
     </w:p>
     <w:p>
       <w:pPr>
@@ -1794,18 +1680,12 @@
           <w:lang w:val="zh_TW" w:bidi="zh_TW"/>
         </w:rPr>
       </w:r>
-      <w:hyperlink r:id="rId29">
-        <w:r>
-          <w:rPr>
-            <w:lang w:val="zh_TW" w:bidi="zh_TW"/>
-          </w:rPr>
-          <w:rPr>
-            <w:color w:val="0000EE"/>
-            <w:u w:val="single"/>
-          </w:rPr>
-          <w:t>創世記6:4</w:t>
-        </w:r>
-      </w:hyperlink>
+      <w:r>
+        <w:rPr>
+          <w:lang w:val="zh_TW" w:bidi="zh_TW"/>
+        </w:rPr>
+        <w:t>創世記6:4</w:t>
+      </w:r>
     </w:p>
     <w:p>
       <w:pPr>
@@ -1818,18 +1698,12 @@
           <w:lang w:val="zh_TW" w:bidi="zh_TW"/>
         </w:rPr>
       </w:r>
-      <w:hyperlink r:id="rId32">
-        <w:r>
-          <w:rPr>
-            <w:lang w:val="zh_TW" w:bidi="zh_TW"/>
-          </w:rPr>
-          <w:rPr>
-            <w:color w:val="0000EE"/>
-            <w:u w:val="single"/>
-          </w:rPr>
-          <w:t>民數記13:32–33</w:t>
-        </w:r>
-      </w:hyperlink>
+      <w:r>
+        <w:rPr>
+          <w:lang w:val="zh_TW" w:bidi="zh_TW"/>
+        </w:rPr>
+        <w:t>民數記13:32–33</w:t>
+      </w:r>
     </w:p>
     <w:p>
       <w:pPr>

--- a/zht/docx/189.content.docx
+++ b/zht/docx/189.content.docx
@@ -872,19 +872,7 @@
         <w:rPr>
           <w:lang w:val="zh_TW" w:bidi="zh_TW"/>
         </w:rPr>
-        <w:t>（另見：</w:t>
-      </w:r>
-      <w:r>
-        <w:rPr>
-          <w:lang w:val="zh_TW" w:bidi="zh_TW"/>
-        </w:rPr>
-        <w:t>不順服</w:t>
-      </w:r>
-      <w:r>
-        <w:rPr>
-          <w:lang w:val="zh_TW" w:bidi="zh_TW"/>
-        </w:rPr>
-        <w:t>、</w:t>
+        <w:t>（另見：不順服、</w:t>
       </w:r>
       <w:r>
         <w:rPr>
@@ -1374,31 +1362,7 @@
         <w:rPr>
           <w:lang w:val="zh_TW" w:bidi="zh_TW"/>
         </w:rPr>
-        <w:t>，</w:t>
-      </w:r>
-      <w:r>
-        <w:rPr>
-          <w:lang w:val="zh_TW" w:bidi="zh_TW"/>
-        </w:rPr>
-        <w:t>權能</w:t>
-      </w:r>
-      <w:r>
-        <w:rPr>
-          <w:lang w:val="zh_TW" w:bidi="zh_TW"/>
-        </w:rPr>
-        <w:t>，</w:t>
-      </w:r>
-      <w:r>
-        <w:rPr>
-          <w:lang w:val="zh_TW" w:bidi="zh_TW"/>
-        </w:rPr>
-        <w:t>力量</w:t>
-      </w:r>
-      <w:r>
-        <w:rPr>
-          <w:lang w:val="zh_TW" w:bidi="zh_TW"/>
-        </w:rPr>
-        <w:t>）</w:t>
+        <w:t>，權能，力量）</w:t>
       </w:r>
     </w:p>
     <w:p>
